--- a/红色警戒杯模拟赛Ⅵ/兵种搭配/兵种搭配.docx
+++ b/红色警戒杯模拟赛Ⅵ/兵种搭配/兵种搭配.docx
@@ -17,6 +17,17 @@
       <w:bookmarkStart w:id="0" w:name="OLE_LINK1"/>
       <w:r>
         <w:rPr>
+          <w:rFonts w:hint="default"/>
+          <w:b/>
+          <w:bCs/>
+          <w:sz w:val="21"/>
+          <w:szCs w:val="21"/>
+          <w:lang w:eastAsia="zh-CN"/>
+        </w:rPr>
+        <w:t>512</w:t>
+      </w:r>
+      <w:r>
+        <w:rPr>
           <w:rFonts w:hint="eastAsia"/>
           <w:b/>
           <w:bCs/>
@@ -24,7 +35,7 @@
           <w:szCs w:val="21"/>
           <w:lang w:val="en-US" w:eastAsia="zh-CN"/>
         </w:rPr>
-        <w:t>128MB,</w:t>
+        <w:t>MB,</w:t>
       </w:r>
       <w:r>
         <w:rPr>
@@ -35,7 +46,7 @@
           <w:szCs w:val="21"/>
           <w:lang w:eastAsia="zh-CN"/>
         </w:rPr>
-        <w:t>2</w:t>
+        <w:t>7</w:t>
       </w:r>
       <w:r>
         <w:rPr>
@@ -100,6 +111,97 @@
     <w:bookmarkEnd w:id="1"/>
     <w:p>
       <w:pPr>
+        <w:ind w:firstLine="420" w:firstLineChars="0"/>
+        <w:jc w:val="both"/>
+        <w:rPr>
+          <w:rFonts w:hint="default"/>
+          <w:b w:val="0"/>
+          <w:bCs w:val="0"/>
+          <w:sz w:val="24"/>
+          <w:szCs w:val="24"/>
+          <w:lang w:eastAsia="zh-CN"/>
+        </w:rPr>
+      </w:pPr>
+      <w:bookmarkStart w:id="2" w:name="OLE_LINK2"/>
+      <w:r>
+        <w:rPr>
+          <w:rFonts w:hint="default"/>
+          <w:b w:val="0"/>
+          <w:bCs w:val="0"/>
+          <w:sz w:val="24"/>
+          <w:szCs w:val="24"/>
+          <w:lang w:eastAsia="zh-CN"/>
+        </w:rPr>
+        <w:t>最近，将军同志正在准备参加FTW。红色警戒中共有N种单位可以使用，单位编号1到N，每种单位都有一个操作熟练度ai，为了能够应对敌方的战术，他研究了M种战术，每一种战术都是一棵N个点的树，点表示单位，边表示兵种间的辅助关系。将军同志需要选择任意种单位，使得在每种战术中都分别构成一个连通块，在此前提下所选单位的熟练度之和尽可能大。</w:t>
+      </w:r>
+    </w:p>
+    <w:p>
+      <w:pPr>
+        <w:ind w:firstLine="420" w:firstLineChars="0"/>
+        <w:jc w:val="both"/>
+        <w:rPr>
+          <w:rFonts w:hint="default"/>
+          <w:b w:val="0"/>
+          <w:bCs w:val="0"/>
+          <w:sz w:val="24"/>
+          <w:szCs w:val="24"/>
+          <w:lang w:eastAsia="zh-CN"/>
+        </w:rPr>
+      </w:pPr>
+      <w:r>
+        <w:rPr>
+          <w:rFonts w:hint="default"/>
+          <w:b w:val="0"/>
+          <w:bCs w:val="0"/>
+          <w:sz w:val="24"/>
+          <w:szCs w:val="24"/>
+          <w:lang w:eastAsia="zh-CN"/>
+        </w:rPr>
+        <w:t xml:space="preserve">现在将军同志想知道满足上述条件的情况下，所选单位的熟练度之和的最大值。 </w:t>
+      </w:r>
+    </w:p>
+    <w:p>
+      <w:pPr>
+        <w:ind w:firstLine="420" w:firstLineChars="0"/>
+        <w:jc w:val="both"/>
+        <w:rPr>
+          <w:rFonts w:hint="eastAsia"/>
+          <w:b w:val="0"/>
+          <w:bCs w:val="0"/>
+          <w:sz w:val="24"/>
+          <w:szCs w:val="24"/>
+          <w:lang w:eastAsia="zh-CN"/>
+        </w:rPr>
+      </w:pPr>
+      <w:r>
+        <w:rPr>
+          <w:rFonts w:hint="default"/>
+          <w:b w:val="0"/>
+          <w:bCs w:val="0"/>
+          <w:sz w:val="24"/>
+          <w:szCs w:val="24"/>
+          <w:lang w:eastAsia="zh-CN"/>
+        </w:rPr>
+        <w:t>选手可以自行开启O2优化。</w:t>
+      </w:r>
+    </w:p>
+    <w:p>
+      <w:pPr>
+        <w:ind w:firstLine="420" w:firstLineChars="0"/>
+        <w:jc w:val="both"/>
+        <w:rPr>
+          <w:rFonts w:hint="eastAsia"/>
+          <w:b w:val="0"/>
+          <w:bCs w:val="0"/>
+          <w:sz w:val="24"/>
+          <w:szCs w:val="24"/>
+          <w:lang w:val="en-US" w:eastAsia="zh-CN"/>
+        </w:rPr>
+      </w:pPr>
+    </w:p>
+    <w:bookmarkEnd w:id="2"/>
+    <w:p>
+      <w:pPr>
         <w:jc w:val="both"/>
         <w:rPr>
           <w:rFonts w:hint="eastAsia"/>
@@ -119,108 +221,93 @@
           <w:szCs w:val="28"/>
           <w:lang w:val="en-US" w:eastAsia="zh-CN"/>
         </w:rPr>
-        <w:t>问题描述</w:t>
+        <w:t>输入描述</w:t>
       </w:r>
     </w:p>
     <w:p>
       <w:pPr>
         <w:ind w:firstLine="420" w:firstLineChars="0"/>
         <w:jc w:val="both"/>
-        <w:rPr>
-          <w:rFonts w:hint="default"/>
-          <w:b w:val="0"/>
-          <w:bCs w:val="0"/>
-          <w:sz w:val="24"/>
-          <w:szCs w:val="24"/>
-          <w:lang w:eastAsia="zh-CN"/>
-        </w:rPr>
-      </w:pPr>
-      <w:bookmarkStart w:id="2" w:name="OLE_LINK2"/>
-      <w:r>
-        <w:rPr>
-          <w:rFonts w:hint="default"/>
-          <w:b w:val="0"/>
-          <w:bCs w:val="0"/>
-          <w:sz w:val="24"/>
-          <w:szCs w:val="24"/>
-          <w:lang w:eastAsia="zh-CN"/>
-        </w:rPr>
-        <w:t>最近，将军同志正在准备参加FTW。红色警戒中共有N种单位可以使用，单位编号1到N，每种单位都有一个操作熟练度ai，为了能够应对敌方的战术，他研究了M种战术，每一种战术都是一棵N个点的树，点表示单位，边表示兵种间的辅助关系。将军同志需要选择任意种单位，使得在每种战术中都分别构成一个连通块，在此前提下</w:t>
-      </w:r>
-      <w:r>
-        <w:rPr>
-          <w:rFonts w:hint="default"/>
-          <w:b w:val="0"/>
-          <w:bCs w:val="0"/>
-          <w:sz w:val="24"/>
-          <w:szCs w:val="24"/>
-          <w:lang w:eastAsia="zh-CN"/>
-        </w:rPr>
-        <w:t>所选</w:t>
-      </w:r>
-      <w:r>
-        <w:rPr>
-          <w:rFonts w:hint="default"/>
-          <w:b w:val="0"/>
-          <w:bCs w:val="0"/>
-          <w:sz w:val="24"/>
-          <w:szCs w:val="24"/>
-          <w:lang w:eastAsia="zh-CN"/>
-        </w:rPr>
-        <w:t>单位的熟练度之和尽可能大。</w:t>
+        <w:outlineLvl w:val="9"/>
+        <w:rPr>
+          <w:rFonts w:hint="default"/>
+          <w:b w:val="0"/>
+          <w:bCs w:val="0"/>
+          <w:sz w:val="24"/>
+          <w:szCs w:val="24"/>
+          <w:lang w:eastAsia="zh-CN"/>
+        </w:rPr>
+      </w:pPr>
+      <w:bookmarkStart w:id="3" w:name="OLE_LINK4"/>
+      <w:r>
+        <w:rPr>
+          <w:rFonts w:hint="default"/>
+          <w:b w:val="0"/>
+          <w:bCs w:val="0"/>
+          <w:sz w:val="24"/>
+          <w:szCs w:val="24"/>
+          <w:lang w:eastAsia="zh-CN"/>
+        </w:rPr>
+        <w:t>第一行2个用空格隔开的整数N，M</w:t>
       </w:r>
     </w:p>
     <w:p>
       <w:pPr>
         <w:ind w:firstLine="420" w:firstLineChars="0"/>
         <w:jc w:val="both"/>
-        <w:rPr>
-          <w:rFonts w:hint="eastAsia"/>
-          <w:b w:val="0"/>
-          <w:bCs w:val="0"/>
-          <w:sz w:val="24"/>
-          <w:szCs w:val="24"/>
-          <w:lang w:eastAsia="zh-CN"/>
-        </w:rPr>
-      </w:pPr>
-      <w:r>
-        <w:rPr>
-          <w:rFonts w:hint="default"/>
-          <w:b w:val="0"/>
-          <w:bCs w:val="0"/>
-          <w:sz w:val="24"/>
-          <w:szCs w:val="24"/>
-          <w:lang w:eastAsia="zh-CN"/>
-        </w:rPr>
-        <w:t>现在将军同志想知道满足上述条件的情况下，所选</w:t>
-      </w:r>
-      <w:r>
-        <w:rPr>
-          <w:rFonts w:hint="default"/>
-          <w:b w:val="0"/>
-          <w:bCs w:val="0"/>
-          <w:sz w:val="24"/>
-          <w:szCs w:val="24"/>
-          <w:lang w:eastAsia="zh-CN"/>
-        </w:rPr>
-        <w:t>单位的熟练度之和</w:t>
-      </w:r>
-      <w:r>
-        <w:rPr>
-          <w:rFonts w:hint="default"/>
-          <w:b w:val="0"/>
-          <w:bCs w:val="0"/>
-          <w:sz w:val="24"/>
-          <w:szCs w:val="24"/>
-          <w:lang w:eastAsia="zh-CN"/>
-        </w:rPr>
-        <w:t>的最大值。</w:t>
+        <w:outlineLvl w:val="9"/>
+        <w:rPr>
+          <w:rFonts w:hint="default"/>
+          <w:b w:val="0"/>
+          <w:bCs w:val="0"/>
+          <w:sz w:val="24"/>
+          <w:szCs w:val="24"/>
+          <w:lang w:eastAsia="zh-CN"/>
+        </w:rPr>
+      </w:pPr>
+      <w:r>
+        <w:rPr>
+          <w:rFonts w:hint="default"/>
+          <w:b w:val="0"/>
+          <w:bCs w:val="0"/>
+          <w:sz w:val="24"/>
+          <w:szCs w:val="24"/>
+          <w:lang w:eastAsia="zh-CN"/>
+        </w:rPr>
+        <w:t>第二行N个用空格隔开的整数表示ai</w:t>
       </w:r>
     </w:p>
     <w:p>
       <w:pPr>
         <w:ind w:firstLine="420" w:firstLineChars="0"/>
         <w:jc w:val="both"/>
+        <w:outlineLvl w:val="9"/>
+        <w:rPr>
+          <w:rFonts w:hint="eastAsia"/>
+          <w:b w:val="0"/>
+          <w:bCs w:val="0"/>
+          <w:sz w:val="24"/>
+          <w:szCs w:val="24"/>
+          <w:lang w:eastAsia="zh-CN"/>
+        </w:rPr>
+      </w:pPr>
+      <w:r>
+        <w:rPr>
+          <w:rFonts w:hint="default"/>
+          <w:b w:val="0"/>
+          <w:bCs w:val="0"/>
+          <w:sz w:val="24"/>
+          <w:szCs w:val="24"/>
+          <w:lang w:eastAsia="zh-CN"/>
+        </w:rPr>
+        <w:t>接下来M段N-1行，在第i段中，每行两个用空格隔开的整数u，v，表示在第种战术中u与v之间有一条边。</w:t>
+      </w:r>
+    </w:p>
+    <w:p>
+      <w:pPr>
+        <w:ind w:firstLine="420" w:firstLineChars="0"/>
+        <w:jc w:val="both"/>
+        <w:outlineLvl w:val="9"/>
         <w:rPr>
           <w:rFonts w:hint="eastAsia"/>
           <w:b w:val="0"/>
@@ -231,7 +318,22 @@
         </w:rPr>
       </w:pPr>
     </w:p>
-    <w:bookmarkEnd w:id="2"/>
+    <w:bookmarkEnd w:id="3"/>
+    <w:p>
+      <w:pPr>
+        <w:ind w:firstLine="420" w:firstLineChars="0"/>
+        <w:jc w:val="both"/>
+        <w:outlineLvl w:val="9"/>
+        <w:rPr>
+          <w:rFonts w:hint="eastAsia"/>
+          <w:b w:val="0"/>
+          <w:bCs w:val="0"/>
+          <w:sz w:val="24"/>
+          <w:szCs w:val="24"/>
+          <w:lang w:val="en-US" w:eastAsia="zh-CN"/>
+        </w:rPr>
+      </w:pPr>
+    </w:p>
     <w:p>
       <w:pPr>
         <w:jc w:val="both"/>
@@ -253,163 +355,50 @@
           <w:szCs w:val="28"/>
           <w:lang w:val="en-US" w:eastAsia="zh-CN"/>
         </w:rPr>
-        <w:t>输入描述</w:t>
+        <w:t>输出描述</w:t>
       </w:r>
     </w:p>
     <w:p>
       <w:pPr>
         <w:ind w:firstLine="420" w:firstLineChars="0"/>
         <w:jc w:val="both"/>
-        <w:outlineLvl w:val="9"/>
-        <w:rPr>
-          <w:rFonts w:hint="default"/>
-          <w:b w:val="0"/>
-          <w:bCs w:val="0"/>
-          <w:sz w:val="24"/>
-          <w:szCs w:val="24"/>
-          <w:lang w:eastAsia="zh-CN"/>
-        </w:rPr>
-      </w:pPr>
-      <w:bookmarkStart w:id="3" w:name="OLE_LINK4"/>
-      <w:r>
-        <w:rPr>
-          <w:rFonts w:hint="default"/>
-          <w:b w:val="0"/>
-          <w:bCs w:val="0"/>
-          <w:sz w:val="24"/>
-          <w:szCs w:val="24"/>
-          <w:lang w:eastAsia="zh-CN"/>
-        </w:rPr>
-        <w:t>第一行2个用空格隔开的整数N，M</w:t>
+        <w:rPr>
+          <w:rFonts w:hint="eastAsia"/>
+          <w:b w:val="0"/>
+          <w:bCs w:val="0"/>
+          <w:sz w:val="24"/>
+          <w:szCs w:val="24"/>
+          <w:lang w:eastAsia="zh-CN"/>
+        </w:rPr>
+      </w:pPr>
+      <w:bookmarkStart w:id="4" w:name="OLE_LINK6"/>
+      <w:r>
+        <w:rPr>
+          <w:rFonts w:hint="eastAsia"/>
+          <w:b w:val="0"/>
+          <w:bCs w:val="0"/>
+          <w:sz w:val="24"/>
+          <w:szCs w:val="24"/>
+          <w:lang w:eastAsia="zh-CN"/>
+        </w:rPr>
+        <w:t>一行一个整数表示满足上述条件的情况下，所选单位的熟练度之和的最大值。</w:t>
       </w:r>
     </w:p>
     <w:p>
       <w:pPr>
         <w:ind w:firstLine="420" w:firstLineChars="0"/>
         <w:jc w:val="both"/>
-        <w:outlineLvl w:val="9"/>
-        <w:rPr>
-          <w:rFonts w:hint="default"/>
-          <w:b w:val="0"/>
-          <w:bCs w:val="0"/>
-          <w:sz w:val="24"/>
-          <w:szCs w:val="24"/>
-          <w:lang w:eastAsia="zh-CN"/>
-        </w:rPr>
-      </w:pPr>
-      <w:r>
-        <w:rPr>
-          <w:rFonts w:hint="default"/>
-          <w:b w:val="0"/>
-          <w:bCs w:val="0"/>
-          <w:sz w:val="24"/>
-          <w:szCs w:val="24"/>
-          <w:lang w:eastAsia="zh-CN"/>
-        </w:rPr>
-        <w:t>第二行N个</w:t>
-      </w:r>
-      <w:r>
-        <w:rPr>
-          <w:rFonts w:hint="default"/>
-          <w:b w:val="0"/>
-          <w:bCs w:val="0"/>
-          <w:sz w:val="24"/>
-          <w:szCs w:val="24"/>
-          <w:lang w:eastAsia="zh-CN"/>
-        </w:rPr>
-        <w:t>用空格隔开的</w:t>
-      </w:r>
-      <w:r>
-        <w:rPr>
-          <w:rFonts w:hint="default"/>
-          <w:b w:val="0"/>
-          <w:bCs w:val="0"/>
-          <w:sz w:val="24"/>
-          <w:szCs w:val="24"/>
-          <w:lang w:eastAsia="zh-CN"/>
-        </w:rPr>
-        <w:t>整数表示ai</w:t>
-      </w:r>
-    </w:p>
-    <w:p>
-      <w:pPr>
-        <w:ind w:firstLine="420" w:firstLineChars="0"/>
-        <w:jc w:val="both"/>
-        <w:outlineLvl w:val="9"/>
-        <w:rPr>
-          <w:rFonts w:hint="eastAsia"/>
-          <w:b w:val="0"/>
-          <w:bCs w:val="0"/>
-          <w:sz w:val="24"/>
-          <w:szCs w:val="24"/>
-          <w:lang w:eastAsia="zh-CN"/>
-        </w:rPr>
-      </w:pPr>
-      <w:r>
-        <w:rPr>
-          <w:rFonts w:hint="default"/>
-          <w:b w:val="0"/>
-          <w:bCs w:val="0"/>
-          <w:sz w:val="24"/>
-          <w:szCs w:val="24"/>
-          <w:lang w:eastAsia="zh-CN"/>
-        </w:rPr>
-        <w:t>接下来M段N-1行，</w:t>
-      </w:r>
-      <w:r>
-        <w:rPr>
-          <w:rFonts w:hint="default"/>
-          <w:b w:val="0"/>
-          <w:bCs w:val="0"/>
-          <w:sz w:val="24"/>
-          <w:szCs w:val="24"/>
-          <w:lang w:eastAsia="zh-CN"/>
-        </w:rPr>
-        <w:t>在第i段中</w:t>
-      </w:r>
-      <w:r>
-        <w:rPr>
-          <w:rFonts w:hint="default"/>
-          <w:b w:val="0"/>
-          <w:bCs w:val="0"/>
-          <w:sz w:val="24"/>
-          <w:szCs w:val="24"/>
-          <w:lang w:eastAsia="zh-CN"/>
-        </w:rPr>
-        <w:t>，每行两个用空格隔开的整数u，v，表示在第种战术中u与v之间有一条边。</w:t>
-      </w:r>
-    </w:p>
-    <w:p>
-      <w:pPr>
-        <w:ind w:firstLine="420" w:firstLineChars="0"/>
-        <w:jc w:val="both"/>
-        <w:outlineLvl w:val="9"/>
-        <w:rPr>
-          <w:rFonts w:hint="eastAsia"/>
-          <w:b w:val="0"/>
-          <w:bCs w:val="0"/>
-          <w:sz w:val="24"/>
-          <w:szCs w:val="24"/>
-          <w:lang w:val="en-US" w:eastAsia="zh-CN"/>
-        </w:rPr>
-      </w:pPr>
-    </w:p>
-    <w:bookmarkEnd w:id="3"/>
-    <w:p>
-      <w:pPr>
-        <w:ind w:firstLine="420" w:firstLineChars="0"/>
-        <w:jc w:val="both"/>
-        <w:outlineLvl w:val="9"/>
-        <w:rPr>
-          <w:rFonts w:hint="eastAsia"/>
-          <w:b w:val="0"/>
-          <w:bCs w:val="0"/>
-          <w:sz w:val="24"/>
-          <w:szCs w:val="24"/>
-          <w:lang w:val="en-US" w:eastAsia="zh-CN"/>
-        </w:rPr>
-      </w:pPr>
-    </w:p>
+        <w:rPr>
+          <w:rFonts w:hint="eastAsia"/>
+          <w:b w:val="0"/>
+          <w:bCs w:val="0"/>
+          <w:sz w:val="24"/>
+          <w:szCs w:val="24"/>
+          <w:lang w:eastAsia="zh-CN"/>
+        </w:rPr>
+      </w:pPr>
+    </w:p>
+    <w:bookmarkEnd w:id="4"/>
     <w:p>
       <w:pPr>
         <w:jc w:val="both"/>
@@ -431,61 +420,661 @@
           <w:szCs w:val="28"/>
           <w:lang w:val="en-US" w:eastAsia="zh-CN"/>
         </w:rPr>
-        <w:t>输出描述</w:t>
-      </w:r>
-    </w:p>
-    <w:p>
-      <w:pPr>
-        <w:ind w:firstLine="420" w:firstLineChars="0"/>
-        <w:jc w:val="both"/>
-        <w:rPr>
-          <w:rFonts w:hint="eastAsia"/>
-          <w:b w:val="0"/>
-          <w:bCs w:val="0"/>
-          <w:sz w:val="24"/>
-          <w:szCs w:val="24"/>
-          <w:lang w:eastAsia="zh-CN"/>
-        </w:rPr>
-      </w:pPr>
-      <w:bookmarkStart w:id="4" w:name="OLE_LINK6"/>
-      <w:r>
-        <w:rPr>
-          <w:rFonts w:hint="default"/>
-          <w:b w:val="0"/>
-          <w:bCs w:val="0"/>
-          <w:sz w:val="24"/>
-          <w:szCs w:val="24"/>
-          <w:lang w:eastAsia="zh-CN"/>
-        </w:rPr>
-        <w:t>一行一个整数表示</w:t>
-      </w:r>
-      <w:r>
-        <w:rPr>
-          <w:rFonts w:hint="default"/>
-          <w:b w:val="0"/>
-          <w:bCs w:val="0"/>
-          <w:sz w:val="24"/>
-          <w:szCs w:val="24"/>
-          <w:lang w:eastAsia="zh-CN"/>
-        </w:rPr>
-        <w:t>满足上述条件的情况下，所选单位的熟练度之和的最大值。</w:t>
-      </w:r>
-    </w:p>
-    <w:p>
-      <w:pPr>
-        <w:ind w:firstLine="420" w:firstLineChars="0"/>
-        <w:jc w:val="both"/>
-        <w:rPr>
-          <w:rFonts w:hint="eastAsia"/>
-          <w:b w:val="0"/>
-          <w:bCs w:val="0"/>
-          <w:sz w:val="24"/>
-          <w:szCs w:val="24"/>
-          <w:lang w:val="en-US" w:eastAsia="zh-CN"/>
-        </w:rPr>
-      </w:pPr>
-    </w:p>
-    <w:bookmarkEnd w:id="4"/>
+        <w:t>样例输入</w:t>
+      </w:r>
+    </w:p>
+    <w:p>
+      <w:pPr>
+        <w:widowControl w:val="0"/>
+        <w:numPr>
+          <w:ilvl w:val="0"/>
+          <w:numId w:val="0"/>
+        </w:numPr>
+        <w:jc w:val="both"/>
+        <w:rPr>
+          <w:rFonts w:hint="default"/>
+          <w:b w:val="0"/>
+          <w:bCs w:val="0"/>
+          <w:sz w:val="24"/>
+          <w:szCs w:val="24"/>
+          <w:lang w:eastAsia="zh-CN"/>
+        </w:rPr>
+      </w:pPr>
+      <w:r>
+        <w:rPr>
+          <w:rFonts w:hint="default"/>
+          <w:b w:val="0"/>
+          <w:bCs w:val="0"/>
+          <w:sz w:val="24"/>
+          <w:szCs w:val="24"/>
+          <w:lang w:eastAsia="zh-CN"/>
+        </w:rPr>
+        <w:t>【样例一】</w:t>
+      </w:r>
+    </w:p>
+    <w:p>
+      <w:pPr>
+        <w:widowControl w:val="0"/>
+        <w:numPr>
+          <w:ilvl w:val="0"/>
+          <w:numId w:val="0"/>
+        </w:numPr>
+        <w:jc w:val="both"/>
+        <w:rPr>
+          <w:rFonts w:hint="default"/>
+          <w:b w:val="0"/>
+          <w:bCs w:val="0"/>
+          <w:sz w:val="24"/>
+          <w:szCs w:val="24"/>
+          <w:lang w:eastAsia="zh-CN"/>
+        </w:rPr>
+      </w:pPr>
+      <w:r>
+        <w:rPr>
+          <w:rFonts w:hint="default"/>
+          <w:b w:val="0"/>
+          <w:bCs w:val="0"/>
+          <w:sz w:val="24"/>
+          <w:szCs w:val="24"/>
+          <w:lang w:eastAsia="zh-CN"/>
+        </w:rPr>
+        <w:t>3 1</w:t>
+      </w:r>
+    </w:p>
+    <w:p>
+      <w:pPr>
+        <w:widowControl w:val="0"/>
+        <w:numPr>
+          <w:ilvl w:val="0"/>
+          <w:numId w:val="0"/>
+        </w:numPr>
+        <w:jc w:val="both"/>
+        <w:rPr>
+          <w:rFonts w:hint="eastAsia"/>
+          <w:b w:val="0"/>
+          <w:bCs w:val="0"/>
+          <w:sz w:val="24"/>
+          <w:szCs w:val="24"/>
+          <w:lang w:eastAsia="zh-CN"/>
+        </w:rPr>
+      </w:pPr>
+      <w:r>
+        <w:rPr>
+          <w:rFonts w:hint="default"/>
+          <w:b w:val="0"/>
+          <w:bCs w:val="0"/>
+          <w:sz w:val="24"/>
+          <w:szCs w:val="24"/>
+          <w:lang w:eastAsia="zh-CN"/>
+        </w:rPr>
+        <w:t>-6 3 4</w:t>
+      </w:r>
+    </w:p>
+    <w:p>
+      <w:pPr>
+        <w:widowControl w:val="0"/>
+        <w:numPr>
+          <w:ilvl w:val="0"/>
+          <w:numId w:val="0"/>
+        </w:numPr>
+        <w:jc w:val="both"/>
+        <w:rPr>
+          <w:rFonts w:hint="default"/>
+          <w:b w:val="0"/>
+          <w:bCs w:val="0"/>
+          <w:color w:val="auto"/>
+          <w:sz w:val="24"/>
+          <w:szCs w:val="24"/>
+          <w:lang w:eastAsia="zh-CN"/>
+        </w:rPr>
+      </w:pPr>
+      <w:r>
+        <w:rPr>
+          <w:rFonts w:hint="default"/>
+          <w:b w:val="0"/>
+          <w:bCs w:val="0"/>
+          <w:color w:val="auto"/>
+          <w:sz w:val="24"/>
+          <w:szCs w:val="24"/>
+          <w:lang w:eastAsia="zh-CN"/>
+        </w:rPr>
+        <w:t>1 2</w:t>
+      </w:r>
+    </w:p>
+    <w:p>
+      <w:pPr>
+        <w:widowControl w:val="0"/>
+        <w:numPr>
+          <w:ilvl w:val="0"/>
+          <w:numId w:val="0"/>
+        </w:numPr>
+        <w:jc w:val="both"/>
+        <w:rPr>
+          <w:rFonts w:hint="default"/>
+          <w:b w:val="0"/>
+          <w:bCs w:val="0"/>
+          <w:color w:val="auto"/>
+          <w:sz w:val="24"/>
+          <w:szCs w:val="24"/>
+          <w:lang w:eastAsia="zh-CN"/>
+        </w:rPr>
+      </w:pPr>
+      <w:r>
+        <w:rPr>
+          <w:rFonts w:hint="default"/>
+          <w:b w:val="0"/>
+          <w:bCs w:val="0"/>
+          <w:color w:val="auto"/>
+          <w:sz w:val="24"/>
+          <w:szCs w:val="24"/>
+          <w:lang w:eastAsia="zh-CN"/>
+        </w:rPr>
+        <w:t>1 3</w:t>
+      </w:r>
+    </w:p>
+    <w:p>
+      <w:pPr>
+        <w:widowControl w:val="0"/>
+        <w:numPr>
+          <w:ilvl w:val="0"/>
+          <w:numId w:val="0"/>
+        </w:numPr>
+        <w:jc w:val="both"/>
+        <w:rPr>
+          <w:rFonts w:hint="default"/>
+          <w:b w:val="0"/>
+          <w:bCs w:val="0"/>
+          <w:color w:val="auto"/>
+          <w:sz w:val="24"/>
+          <w:szCs w:val="24"/>
+          <w:lang w:eastAsia="zh-CN"/>
+        </w:rPr>
+      </w:pPr>
+    </w:p>
+    <w:p>
+      <w:pPr>
+        <w:widowControl w:val="0"/>
+        <w:numPr>
+          <w:ilvl w:val="0"/>
+          <w:numId w:val="0"/>
+        </w:numPr>
+        <w:jc w:val="both"/>
+        <w:rPr>
+          <w:rFonts w:hint="default"/>
+          <w:b w:val="0"/>
+          <w:bCs w:val="0"/>
+          <w:color w:val="auto"/>
+          <w:sz w:val="24"/>
+          <w:szCs w:val="24"/>
+          <w:lang w:eastAsia="zh-CN"/>
+        </w:rPr>
+      </w:pPr>
+      <w:r>
+        <w:rPr>
+          <w:rFonts w:hint="default"/>
+          <w:b w:val="0"/>
+          <w:bCs w:val="0"/>
+          <w:color w:val="auto"/>
+          <w:sz w:val="24"/>
+          <w:szCs w:val="24"/>
+          <w:lang w:eastAsia="zh-CN"/>
+        </w:rPr>
+        <w:t>【样例二】</w:t>
+      </w:r>
+    </w:p>
+    <w:p>
+      <w:pPr>
+        <w:widowControl w:val="0"/>
+        <w:numPr>
+          <w:ilvl w:val="0"/>
+          <w:numId w:val="0"/>
+        </w:numPr>
+        <w:jc w:val="both"/>
+        <w:rPr>
+          <w:rFonts w:hint="default"/>
+          <w:b w:val="0"/>
+          <w:bCs w:val="0"/>
+          <w:color w:val="auto"/>
+          <w:sz w:val="24"/>
+          <w:szCs w:val="24"/>
+          <w:lang w:eastAsia="zh-CN"/>
+        </w:rPr>
+      </w:pPr>
+      <w:r>
+        <w:rPr>
+          <w:rFonts w:hint="default"/>
+          <w:b w:val="0"/>
+          <w:bCs w:val="0"/>
+          <w:color w:val="auto"/>
+          <w:sz w:val="24"/>
+          <w:szCs w:val="24"/>
+          <w:lang w:eastAsia="zh-CN"/>
+        </w:rPr>
+        <w:t>7 2</w:t>
+      </w:r>
+    </w:p>
+    <w:p>
+      <w:pPr>
+        <w:widowControl w:val="0"/>
+        <w:numPr>
+          <w:ilvl w:val="0"/>
+          <w:numId w:val="0"/>
+        </w:numPr>
+        <w:jc w:val="both"/>
+        <w:rPr>
+          <w:rFonts w:hint="default"/>
+          <w:b w:val="0"/>
+          <w:bCs w:val="0"/>
+          <w:color w:val="auto"/>
+          <w:sz w:val="24"/>
+          <w:szCs w:val="24"/>
+          <w:lang w:eastAsia="zh-CN"/>
+        </w:rPr>
+      </w:pPr>
+      <w:r>
+        <w:rPr>
+          <w:rFonts w:hint="default"/>
+          <w:b w:val="0"/>
+          <w:bCs w:val="0"/>
+          <w:color w:val="auto"/>
+          <w:sz w:val="24"/>
+          <w:szCs w:val="24"/>
+          <w:lang w:eastAsia="zh-CN"/>
+        </w:rPr>
+        <w:t>-10 -3 3 5 7 2 1</w:t>
+      </w:r>
+    </w:p>
+    <w:p>
+      <w:pPr>
+        <w:widowControl w:val="0"/>
+        <w:numPr>
+          <w:ilvl w:val="0"/>
+          <w:numId w:val="0"/>
+        </w:numPr>
+        <w:jc w:val="both"/>
+        <w:rPr>
+          <w:rFonts w:hint="default"/>
+          <w:b w:val="0"/>
+          <w:bCs w:val="0"/>
+          <w:color w:val="auto"/>
+          <w:sz w:val="24"/>
+          <w:szCs w:val="24"/>
+          <w:lang w:eastAsia="zh-CN"/>
+        </w:rPr>
+      </w:pPr>
+      <w:r>
+        <w:rPr>
+          <w:rFonts w:hint="default"/>
+          <w:b w:val="0"/>
+          <w:bCs w:val="0"/>
+          <w:color w:val="auto"/>
+          <w:sz w:val="24"/>
+          <w:szCs w:val="24"/>
+          <w:lang w:eastAsia="zh-CN"/>
+        </w:rPr>
+        <w:t>1 2</w:t>
+      </w:r>
+    </w:p>
+    <w:p>
+      <w:pPr>
+        <w:widowControl w:val="0"/>
+        <w:numPr>
+          <w:ilvl w:val="0"/>
+          <w:numId w:val="0"/>
+        </w:numPr>
+        <w:jc w:val="both"/>
+        <w:rPr>
+          <w:rFonts w:hint="default"/>
+          <w:b w:val="0"/>
+          <w:bCs w:val="0"/>
+          <w:color w:val="auto"/>
+          <w:sz w:val="24"/>
+          <w:szCs w:val="24"/>
+          <w:lang w:eastAsia="zh-CN"/>
+        </w:rPr>
+      </w:pPr>
+      <w:r>
+        <w:rPr>
+          <w:rFonts w:hint="default"/>
+          <w:b w:val="0"/>
+          <w:bCs w:val="0"/>
+          <w:color w:val="auto"/>
+          <w:sz w:val="24"/>
+          <w:szCs w:val="24"/>
+          <w:lang w:eastAsia="zh-CN"/>
+        </w:rPr>
+        <w:t>1 3</w:t>
+      </w:r>
+    </w:p>
+    <w:p>
+      <w:pPr>
+        <w:widowControl w:val="0"/>
+        <w:numPr>
+          <w:ilvl w:val="0"/>
+          <w:numId w:val="0"/>
+        </w:numPr>
+        <w:jc w:val="both"/>
+        <w:rPr>
+          <w:rFonts w:hint="default"/>
+          <w:b w:val="0"/>
+          <w:bCs w:val="0"/>
+          <w:color w:val="auto"/>
+          <w:sz w:val="24"/>
+          <w:szCs w:val="24"/>
+          <w:lang w:eastAsia="zh-CN"/>
+        </w:rPr>
+      </w:pPr>
+      <w:r>
+        <w:rPr>
+          <w:rFonts w:hint="default"/>
+          <w:b w:val="0"/>
+          <w:bCs w:val="0"/>
+          <w:color w:val="auto"/>
+          <w:sz w:val="24"/>
+          <w:szCs w:val="24"/>
+          <w:lang w:eastAsia="zh-CN"/>
+        </w:rPr>
+        <w:t>2 4</w:t>
+      </w:r>
+    </w:p>
+    <w:p>
+      <w:pPr>
+        <w:widowControl w:val="0"/>
+        <w:numPr>
+          <w:ilvl w:val="0"/>
+          <w:numId w:val="0"/>
+        </w:numPr>
+        <w:jc w:val="both"/>
+        <w:rPr>
+          <w:rFonts w:hint="default"/>
+          <w:b w:val="0"/>
+          <w:bCs w:val="0"/>
+          <w:color w:val="auto"/>
+          <w:sz w:val="24"/>
+          <w:szCs w:val="24"/>
+          <w:lang w:eastAsia="zh-CN"/>
+        </w:rPr>
+      </w:pPr>
+      <w:r>
+        <w:rPr>
+          <w:rFonts w:hint="default"/>
+          <w:b w:val="0"/>
+          <w:bCs w:val="0"/>
+          <w:color w:val="auto"/>
+          <w:sz w:val="24"/>
+          <w:szCs w:val="24"/>
+          <w:lang w:eastAsia="zh-CN"/>
+        </w:rPr>
+        <w:t>2 5</w:t>
+      </w:r>
+    </w:p>
+    <w:p>
+      <w:pPr>
+        <w:widowControl w:val="0"/>
+        <w:numPr>
+          <w:ilvl w:val="0"/>
+          <w:numId w:val="0"/>
+        </w:numPr>
+        <w:jc w:val="both"/>
+        <w:rPr>
+          <w:rFonts w:hint="default"/>
+          <w:b w:val="0"/>
+          <w:bCs w:val="0"/>
+          <w:color w:val="auto"/>
+          <w:sz w:val="24"/>
+          <w:szCs w:val="24"/>
+          <w:lang w:eastAsia="zh-CN"/>
+        </w:rPr>
+      </w:pPr>
+      <w:r>
+        <w:rPr>
+          <w:rFonts w:hint="default"/>
+          <w:b w:val="0"/>
+          <w:bCs w:val="0"/>
+          <w:color w:val="auto"/>
+          <w:sz w:val="24"/>
+          <w:szCs w:val="24"/>
+          <w:lang w:eastAsia="zh-CN"/>
+        </w:rPr>
+        <w:t>3 6</w:t>
+      </w:r>
+    </w:p>
+    <w:p>
+      <w:pPr>
+        <w:widowControl w:val="0"/>
+        <w:numPr>
+          <w:ilvl w:val="0"/>
+          <w:numId w:val="0"/>
+        </w:numPr>
+        <w:jc w:val="both"/>
+        <w:rPr>
+          <w:rFonts w:hint="default"/>
+          <w:b w:val="0"/>
+          <w:bCs w:val="0"/>
+          <w:color w:val="auto"/>
+          <w:sz w:val="24"/>
+          <w:szCs w:val="24"/>
+          <w:lang w:eastAsia="zh-CN"/>
+        </w:rPr>
+      </w:pPr>
+      <w:r>
+        <w:rPr>
+          <w:rFonts w:hint="default"/>
+          <w:b w:val="0"/>
+          <w:bCs w:val="0"/>
+          <w:color w:val="auto"/>
+          <w:sz w:val="24"/>
+          <w:szCs w:val="24"/>
+          <w:lang w:eastAsia="zh-CN"/>
+        </w:rPr>
+        <w:t>3 7</w:t>
+      </w:r>
+    </w:p>
+    <w:p>
+      <w:pPr>
+        <w:widowControl w:val="0"/>
+        <w:numPr>
+          <w:ilvl w:val="0"/>
+          <w:numId w:val="0"/>
+        </w:numPr>
+        <w:jc w:val="both"/>
+        <w:rPr>
+          <w:rFonts w:hint="default"/>
+          <w:b w:val="0"/>
+          <w:bCs w:val="0"/>
+          <w:color w:val="auto"/>
+          <w:sz w:val="24"/>
+          <w:szCs w:val="24"/>
+          <w:lang w:eastAsia="zh-CN"/>
+        </w:rPr>
+      </w:pPr>
+      <w:r>
+        <w:rPr>
+          <w:rFonts w:hint="default"/>
+          <w:b w:val="0"/>
+          <w:bCs w:val="0"/>
+          <w:color w:val="auto"/>
+          <w:sz w:val="24"/>
+          <w:szCs w:val="24"/>
+          <w:lang w:eastAsia="zh-CN"/>
+        </w:rPr>
+        <w:t>1 2</w:t>
+      </w:r>
+    </w:p>
+    <w:p>
+      <w:pPr>
+        <w:widowControl w:val="0"/>
+        <w:numPr>
+          <w:ilvl w:val="0"/>
+          <w:numId w:val="0"/>
+        </w:numPr>
+        <w:jc w:val="both"/>
+        <w:rPr>
+          <w:rFonts w:hint="default"/>
+          <w:b w:val="0"/>
+          <w:bCs w:val="0"/>
+          <w:color w:val="auto"/>
+          <w:sz w:val="24"/>
+          <w:szCs w:val="24"/>
+          <w:lang w:eastAsia="zh-CN"/>
+        </w:rPr>
+      </w:pPr>
+      <w:r>
+        <w:rPr>
+          <w:rFonts w:hint="default"/>
+          <w:b w:val="0"/>
+          <w:bCs w:val="0"/>
+          <w:color w:val="auto"/>
+          <w:sz w:val="24"/>
+          <w:szCs w:val="24"/>
+          <w:lang w:eastAsia="zh-CN"/>
+        </w:rPr>
+        <w:t>1 7</w:t>
+      </w:r>
+    </w:p>
+    <w:p>
+      <w:pPr>
+        <w:widowControl w:val="0"/>
+        <w:numPr>
+          <w:ilvl w:val="0"/>
+          <w:numId w:val="0"/>
+        </w:numPr>
+        <w:jc w:val="both"/>
+        <w:rPr>
+          <w:rFonts w:hint="default"/>
+          <w:b w:val="0"/>
+          <w:bCs w:val="0"/>
+          <w:color w:val="auto"/>
+          <w:sz w:val="24"/>
+          <w:szCs w:val="24"/>
+          <w:lang w:eastAsia="zh-CN"/>
+        </w:rPr>
+      </w:pPr>
+      <w:r>
+        <w:rPr>
+          <w:rFonts w:hint="default"/>
+          <w:b w:val="0"/>
+          <w:bCs w:val="0"/>
+          <w:color w:val="auto"/>
+          <w:sz w:val="24"/>
+          <w:szCs w:val="24"/>
+          <w:lang w:eastAsia="zh-CN"/>
+        </w:rPr>
+        <w:t>2 4</w:t>
+      </w:r>
+    </w:p>
+    <w:p>
+      <w:pPr>
+        <w:widowControl w:val="0"/>
+        <w:numPr>
+          <w:ilvl w:val="0"/>
+          <w:numId w:val="0"/>
+        </w:numPr>
+        <w:jc w:val="both"/>
+        <w:rPr>
+          <w:rFonts w:hint="default"/>
+          <w:b w:val="0"/>
+          <w:bCs w:val="0"/>
+          <w:color w:val="auto"/>
+          <w:sz w:val="24"/>
+          <w:szCs w:val="24"/>
+          <w:lang w:eastAsia="zh-CN"/>
+        </w:rPr>
+      </w:pPr>
+      <w:r>
+        <w:rPr>
+          <w:rFonts w:hint="default"/>
+          <w:b w:val="0"/>
+          <w:bCs w:val="0"/>
+          <w:color w:val="auto"/>
+          <w:sz w:val="24"/>
+          <w:szCs w:val="24"/>
+          <w:lang w:eastAsia="zh-CN"/>
+        </w:rPr>
+        <w:t>2 5</w:t>
+      </w:r>
+    </w:p>
+    <w:p>
+      <w:pPr>
+        <w:widowControl w:val="0"/>
+        <w:numPr>
+          <w:ilvl w:val="0"/>
+          <w:numId w:val="0"/>
+        </w:numPr>
+        <w:jc w:val="both"/>
+        <w:rPr>
+          <w:rFonts w:hint="default"/>
+          <w:b w:val="0"/>
+          <w:bCs w:val="0"/>
+          <w:color w:val="auto"/>
+          <w:sz w:val="24"/>
+          <w:szCs w:val="24"/>
+          <w:lang w:eastAsia="zh-CN"/>
+        </w:rPr>
+      </w:pPr>
+      <w:r>
+        <w:rPr>
+          <w:rFonts w:hint="default"/>
+          <w:b w:val="0"/>
+          <w:bCs w:val="0"/>
+          <w:color w:val="auto"/>
+          <w:sz w:val="24"/>
+          <w:szCs w:val="24"/>
+          <w:lang w:eastAsia="zh-CN"/>
+        </w:rPr>
+        <w:t>7 6</w:t>
+      </w:r>
+    </w:p>
+    <w:p>
+      <w:pPr>
+        <w:widowControl w:val="0"/>
+        <w:numPr>
+          <w:ilvl w:val="0"/>
+          <w:numId w:val="0"/>
+        </w:numPr>
+        <w:jc w:val="both"/>
+        <w:rPr>
+          <w:rFonts w:hint="default"/>
+          <w:b w:val="0"/>
+          <w:bCs w:val="0"/>
+          <w:color w:val="auto"/>
+          <w:sz w:val="24"/>
+          <w:szCs w:val="24"/>
+          <w:lang w:eastAsia="zh-CN"/>
+        </w:rPr>
+      </w:pPr>
+      <w:r>
+        <w:rPr>
+          <w:rFonts w:hint="default"/>
+          <w:b w:val="0"/>
+          <w:bCs w:val="0"/>
+          <w:color w:val="auto"/>
+          <w:sz w:val="24"/>
+          <w:szCs w:val="24"/>
+          <w:lang w:eastAsia="zh-CN"/>
+        </w:rPr>
+        <w:t>7 3</w:t>
+      </w:r>
+    </w:p>
+    <w:p>
+      <w:pPr>
+        <w:widowControl w:val="0"/>
+        <w:numPr>
+          <w:ilvl w:val="0"/>
+          <w:numId w:val="0"/>
+        </w:numPr>
+        <w:jc w:val="both"/>
+        <w:rPr>
+          <w:rFonts w:hint="eastAsia"/>
+          <w:b w:val="0"/>
+          <w:bCs w:val="0"/>
+          <w:color w:val="auto"/>
+          <w:sz w:val="24"/>
+          <w:szCs w:val="24"/>
+          <w:lang w:eastAsia="zh-CN"/>
+        </w:rPr>
+      </w:pPr>
+    </w:p>
     <w:p>
       <w:pPr>
         <w:jc w:val="both"/>
@@ -507,16 +1096,123 @@
           <w:szCs w:val="28"/>
           <w:lang w:val="en-US" w:eastAsia="zh-CN"/>
         </w:rPr>
-        <w:t>样例输入</w:t>
-      </w:r>
-    </w:p>
-    <w:p>
-      <w:pPr>
-        <w:widowControl w:val="0"/>
-        <w:numPr>
-          <w:ilvl w:val="0"/>
-          <w:numId w:val="0"/>
-        </w:numPr>
+        <w:t>样例输出</w:t>
+      </w:r>
+      <w:bookmarkStart w:id="6" w:name="_GoBack"/>
+      <w:bookmarkEnd w:id="6"/>
+    </w:p>
+    <w:p>
+      <w:pPr>
+        <w:jc w:val="both"/>
+        <w:rPr>
+          <w:rFonts w:hint="default"/>
+          <w:b w:val="0"/>
+          <w:bCs w:val="0"/>
+          <w:sz w:val="24"/>
+          <w:szCs w:val="24"/>
+          <w:lang w:eastAsia="zh-CN"/>
+        </w:rPr>
+      </w:pPr>
+      <w:bookmarkStart w:id="5" w:name="OLE_LINK9"/>
+      <w:r>
+        <w:rPr>
+          <w:rFonts w:hint="default"/>
+          <w:b w:val="0"/>
+          <w:bCs w:val="0"/>
+          <w:sz w:val="24"/>
+          <w:szCs w:val="24"/>
+          <w:lang w:eastAsia="zh-CN"/>
+        </w:rPr>
+        <w:t>【样例一】</w:t>
+      </w:r>
+    </w:p>
+    <w:p>
+      <w:pPr>
+        <w:jc w:val="both"/>
+        <w:rPr>
+          <w:rFonts w:hint="default"/>
+          <w:b w:val="0"/>
+          <w:bCs w:val="0"/>
+          <w:sz w:val="24"/>
+          <w:szCs w:val="24"/>
+          <w:lang w:eastAsia="zh-CN"/>
+        </w:rPr>
+      </w:pPr>
+      <w:r>
+        <w:rPr>
+          <w:rFonts w:hint="default"/>
+          <w:b w:val="0"/>
+          <w:bCs w:val="0"/>
+          <w:sz w:val="24"/>
+          <w:szCs w:val="24"/>
+          <w:lang w:eastAsia="zh-CN"/>
+        </w:rPr>
+        <w:t>4</w:t>
+      </w:r>
+    </w:p>
+    <w:p>
+      <w:pPr>
+        <w:jc w:val="both"/>
+        <w:rPr>
+          <w:rFonts w:hint="default"/>
+          <w:b w:val="0"/>
+          <w:bCs w:val="0"/>
+          <w:sz w:val="24"/>
+          <w:szCs w:val="24"/>
+          <w:lang w:eastAsia="zh-CN"/>
+        </w:rPr>
+      </w:pPr>
+    </w:p>
+    <w:p>
+      <w:pPr>
+        <w:jc w:val="both"/>
+        <w:rPr>
+          <w:rFonts w:hint="eastAsia"/>
+          <w:b w:val="0"/>
+          <w:bCs w:val="0"/>
+          <w:sz w:val="24"/>
+          <w:szCs w:val="24"/>
+          <w:lang w:eastAsia="zh-CN"/>
+        </w:rPr>
+      </w:pPr>
+      <w:r>
+        <w:rPr>
+          <w:rFonts w:hint="default"/>
+          <w:b w:val="0"/>
+          <w:bCs w:val="0"/>
+          <w:sz w:val="24"/>
+          <w:szCs w:val="24"/>
+          <w:lang w:eastAsia="zh-CN"/>
+        </w:rPr>
+        <w:t>【样例二】</w:t>
+      </w:r>
+    </w:p>
+    <w:p>
+      <w:pPr>
+        <w:jc w:val="both"/>
+        <w:rPr>
+          <w:rFonts w:hint="eastAsia"/>
+          <w:b w:val="0"/>
+          <w:bCs w:val="0"/>
+          <w:sz w:val="24"/>
+          <w:szCs w:val="24"/>
+          <w:lang w:eastAsia="zh-CN"/>
+        </w:rPr>
+      </w:pPr>
+      <w:r>
+        <w:rPr>
+          <w:rFonts w:hint="default"/>
+          <w:b w:val="0"/>
+          <w:bCs w:val="0"/>
+          <w:sz w:val="24"/>
+          <w:szCs w:val="24"/>
+          <w:lang w:eastAsia="zh-CN"/>
+        </w:rPr>
+        <w:t>9</w:t>
+      </w:r>
+    </w:p>
+    <w:p>
+      <w:pPr>
         <w:jc w:val="both"/>
         <w:rPr>
           <w:rFonts w:hint="eastAsia"/>
@@ -528,47 +1224,20 @@
         </w:rPr>
       </w:pPr>
     </w:p>
-    <w:p>
-      <w:pPr>
-        <w:widowControl w:val="0"/>
-        <w:numPr>
-          <w:ilvl w:val="0"/>
-          <w:numId w:val="0"/>
-        </w:numPr>
-        <w:jc w:val="both"/>
-        <w:rPr>
-          <w:rFonts w:hint="eastAsia"/>
-          <w:b w:val="0"/>
-          <w:bCs w:val="0"/>
-          <w:color w:val="auto"/>
+    <w:bookmarkEnd w:id="5"/>
+    <w:p>
+      <w:pPr>
+        <w:jc w:val="both"/>
+        <w:rPr>
+          <w:rFonts w:hint="eastAsia"/>
+          <w:b w:val="0"/>
+          <w:bCs w:val="0"/>
           <w:sz w:val="24"/>
           <w:szCs w:val="24"/>
           <w:lang w:val="en-US" w:eastAsia="zh-CN"/>
         </w:rPr>
       </w:pPr>
-    </w:p>
-    <w:p>
-      <w:pPr>
-        <w:widowControl w:val="0"/>
-        <w:numPr>
-          <w:ilvl w:val="0"/>
-          <w:numId w:val="0"/>
-        </w:numPr>
-        <w:jc w:val="both"/>
-        <w:rPr>
-          <w:rFonts w:hint="eastAsia"/>
-          <w:b w:val="0"/>
-          <w:bCs w:val="0"/>
-          <w:color w:val="auto"/>
-          <w:sz w:val="24"/>
-          <w:szCs w:val="24"/>
-          <w:lang w:val="en-US" w:eastAsia="zh-CN"/>
-        </w:rPr>
-      </w:pPr>
-    </w:p>
-    <w:p>
-      <w:pPr>
-        <w:jc w:val="both"/>
+      <w:r>
         <w:rPr>
           <w:rFonts w:hint="eastAsia"/>
           <w:b/>
@@ -577,83 +1246,6 @@
           <w:szCs w:val="28"/>
           <w:lang w:val="en-US" w:eastAsia="zh-CN"/>
         </w:rPr>
-      </w:pPr>
-      <w:r>
-        <w:rPr>
-          <w:rFonts w:hint="eastAsia"/>
-          <w:b/>
-          <w:bCs/>
-          <w:sz w:val="28"/>
-          <w:szCs w:val="28"/>
-          <w:lang w:val="en-US" w:eastAsia="zh-CN"/>
-        </w:rPr>
-        <w:t>样例输出</w:t>
-      </w:r>
-      <w:bookmarkStart w:id="6" w:name="_GoBack"/>
-      <w:bookmarkEnd w:id="6"/>
-    </w:p>
-    <w:p>
-      <w:pPr>
-        <w:jc w:val="both"/>
-        <w:rPr>
-          <w:rFonts w:hint="eastAsia"/>
-          <w:b w:val="0"/>
-          <w:bCs w:val="0"/>
-          <w:sz w:val="24"/>
-          <w:szCs w:val="24"/>
-          <w:lang w:val="en-US" w:eastAsia="zh-CN"/>
-        </w:rPr>
-      </w:pPr>
-      <w:bookmarkStart w:id="5" w:name="OLE_LINK9"/>
-    </w:p>
-    <w:p>
-      <w:pPr>
-        <w:jc w:val="both"/>
-        <w:rPr>
-          <w:rFonts w:hint="eastAsia"/>
-          <w:b w:val="0"/>
-          <w:bCs w:val="0"/>
-          <w:sz w:val="24"/>
-          <w:szCs w:val="24"/>
-          <w:lang w:val="en-US" w:eastAsia="zh-CN"/>
-        </w:rPr>
-      </w:pPr>
-    </w:p>
-    <w:p>
-      <w:pPr>
-        <w:jc w:val="both"/>
-        <w:rPr>
-          <w:rFonts w:hint="eastAsia"/>
-          <w:b w:val="0"/>
-          <w:bCs w:val="0"/>
-          <w:sz w:val="24"/>
-          <w:szCs w:val="24"/>
-          <w:lang w:val="en-US" w:eastAsia="zh-CN"/>
-        </w:rPr>
-      </w:pPr>
-    </w:p>
-    <w:bookmarkEnd w:id="5"/>
-    <w:p>
-      <w:pPr>
-        <w:jc w:val="both"/>
-        <w:rPr>
-          <w:rFonts w:hint="eastAsia"/>
-          <w:b w:val="0"/>
-          <w:bCs w:val="0"/>
-          <w:sz w:val="24"/>
-          <w:szCs w:val="24"/>
-          <w:lang w:val="en-US" w:eastAsia="zh-CN"/>
-        </w:rPr>
-      </w:pPr>
-      <w:r>
-        <w:rPr>
-          <w:rFonts w:hint="eastAsia"/>
-          <w:b/>
-          <w:bCs/>
-          <w:sz w:val="28"/>
-          <w:szCs w:val="28"/>
-          <w:lang w:val="en-US" w:eastAsia="zh-CN"/>
-        </w:rPr>
         <w:t>数据范围及提示</w:t>
       </w:r>
     </w:p>
@@ -678,7 +1270,7 @@
           <w:szCs w:val="24"/>
           <w:lang w:eastAsia="zh-CN"/>
         </w:rPr>
-        <w:t>1 &lt;= N &lt;= 5000; 1 &lt;= M &lt;= 20; |ai| &lt;= 10</w:t>
+        <w:t>1 &lt;= N &lt;= 2,0000; 1 &lt;= M &lt;= 5; |ai| &lt;= 10</w:t>
       </w:r>
       <w:r>
         <w:rPr>
@@ -1298,7 +1890,6 @@
     </a:fmtScheme>
   </a:themeElements>
   <a:objectDefaults/>
-  <a:extraClrSchemeLst/>
 </a:theme>
 </file>
 
